--- a/final.docx
+++ b/final.docx
@@ -68,8 +68,10 @@
       <w:pPr>
         <w:spacing w:after="240" w:line="240" w:lineRule="auto"/>
         <w:ind w:left="720"/>
-        <w:rPr>
-          <w:rFonts w:ascii="Times New Roman" w:eastAsia="Times New Roman" w:hAnsi="Times New Roman" w:cs="Times New Roman"/>
+        <w:textAlignment w:val="baseline"/>
+        <w:rPr>
+          <w:rFonts w:ascii="Arial" w:eastAsia="Times New Roman" w:hAnsi="Arial" w:cs="Arial"/>
+          <w:color w:val="000000"/>
           <w:sz w:val="20"/>
           <w:szCs w:val="20"/>
         </w:rPr>
@@ -77,57 +79,12 @@
       <w:hyperlink r:id="rId5" w:history="1">
         <w:r>
           <w:rPr>
+            <w:rStyle w:val="Hyperlink"/>
             <w:rFonts w:ascii="Arial" w:eastAsia="Times New Roman" w:hAnsi="Arial" w:cs="Arial"/>
-            <w:color w:val="1155CC"/>
             <w:sz w:val="20"/>
             <w:szCs w:val="20"/>
-            <w:u w:val="single"/>
           </w:rPr>
-          <w:t xml:space="preserve">Git-Hub forked from </w:t>
-        </w:r>
-        <w:proofErr w:type="spellStart"/>
-        <w:r>
-          <w:rPr>
-            <w:rFonts w:ascii="Arial" w:eastAsia="Times New Roman" w:hAnsi="Arial" w:cs="Arial"/>
-            <w:color w:val="1155CC"/>
-            <w:sz w:val="20"/>
-            <w:szCs w:val="20"/>
-            <w:u w:val="single"/>
-          </w:rPr>
-          <w:t>FullStackWithLawrence</w:t>
-        </w:r>
-        <w:proofErr w:type="spellEnd"/>
-        <w:r>
-          <w:rPr>
-            <w:rFonts w:ascii="Arial" w:eastAsia="Times New Roman" w:hAnsi="Arial" w:cs="Arial"/>
-            <w:color w:val="1155CC"/>
-            <w:sz w:val="20"/>
-            <w:szCs w:val="20"/>
-            <w:u w:val="single"/>
-          </w:rPr>
-          <w:t>/</w:t>
-        </w:r>
-        <w:proofErr w:type="spellStart"/>
-        <w:r>
-          <w:rPr>
-            <w:rFonts w:ascii="Arial" w:eastAsia="Times New Roman" w:hAnsi="Arial" w:cs="Arial"/>
-            <w:color w:val="1155CC"/>
-            <w:sz w:val="20"/>
-            <w:szCs w:val="20"/>
-            <w:u w:val="single"/>
-          </w:rPr>
-          <w:t>azureml</w:t>
-        </w:r>
-        <w:proofErr w:type="spellEnd"/>
-        <w:r>
-          <w:rPr>
-            <w:rFonts w:ascii="Arial" w:eastAsia="Times New Roman" w:hAnsi="Arial" w:cs="Arial"/>
-            <w:color w:val="1155CC"/>
-            <w:sz w:val="20"/>
-            <w:szCs w:val="20"/>
-            <w:u w:val="single"/>
-          </w:rPr>
-          <w:t>-example</w:t>
+          <w:t>https://github.com/its-meSatheesh/azureml-example/tree/main</w:t>
         </w:r>
       </w:hyperlink>
     </w:p>
@@ -226,7 +183,68 @@
           <w:sz w:val="20"/>
           <w:szCs w:val="20"/>
         </w:rPr>
-        <w:object w:dxaOrig="1520" w:dyaOrig="988">
+        <w:t xml:space="preserve">Attached as part of the submission, </w:t>
+      </w:r>
+    </w:p>
+    <w:p>
+      <w:pPr>
+        <w:spacing w:after="240" w:line="240" w:lineRule="auto"/>
+        <w:ind w:left="1440"/>
+        <w:textAlignment w:val="baseline"/>
+        <w:rPr>
+          <w:rFonts w:ascii="Arial" w:eastAsia="Times New Roman" w:hAnsi="Arial" w:cs="Arial"/>
+          <w:color w:val="000000"/>
+          <w:sz w:val="20"/>
+          <w:szCs w:val="20"/>
+        </w:rPr>
+      </w:pPr>
+      <w:r>
+        <w:rPr>
+          <w:rFonts w:ascii="Arial" w:eastAsia="Times New Roman" w:hAnsi="Arial" w:cs="Arial"/>
+          <w:color w:val="000000"/>
+          <w:sz w:val="20"/>
+          <w:szCs w:val="20"/>
+        </w:rPr>
+        <w:t xml:space="preserve">file named </w:t>
+      </w:r>
+      <w:r>
+        <w:rPr>
+          <w:rFonts w:ascii="Arial" w:eastAsia="Times New Roman" w:hAnsi="Arial" w:cs="Arial"/>
+          <w:color w:val="000000"/>
+          <w:sz w:val="20"/>
+          <w:szCs w:val="20"/>
+        </w:rPr>
+        <w:t xml:space="preserve">- </w:t>
+      </w:r>
+      <w:r>
+        <w:rPr>
+          <w:rFonts w:ascii="Arial" w:eastAsia="Times New Roman" w:hAnsi="Arial" w:cs="Arial"/>
+          <w:b/>
+          <w:color w:val="000000"/>
+          <w:sz w:val="20"/>
+          <w:szCs w:val="20"/>
+        </w:rPr>
+        <w:t>anomaly_detection_creditcard_notebook.pdf</w:t>
+      </w:r>
+      <w:r>
+        <w:rPr>
+          <w:rFonts w:ascii="Arial" w:eastAsia="Times New Roman" w:hAnsi="Arial" w:cs="Arial"/>
+          <w:b/>
+          <w:color w:val="000000"/>
+          <w:sz w:val="20"/>
+          <w:szCs w:val="20"/>
+        </w:rPr>
+        <w:t xml:space="preserve"> </w:t>
+      </w:r>
+      <w:r>
+        <w:rPr>
+          <w:rFonts w:ascii="Arial" w:eastAsia="Times New Roman" w:hAnsi="Arial" w:cs="Arial"/>
+          <w:b/>
+          <w:color w:val="000000"/>
+          <w:sz w:val="20"/>
+          <w:szCs w:val="20"/>
+        </w:rPr>
+        <w:object w:dxaOrig="4441" w:dyaOrig="817">
           <v:shapetype id="_x0000_t75" coordsize="21600,21600" o:spt="75" o:preferrelative="t" path="m@4@5l@4@11@9@11@9@5xe" filled="f" stroked="f">
             <v:stroke joinstyle="miter"/>
             <v:formulas>
@@ -246,10 +264,10 @@
             <v:path o:extrusionok="f" gradientshapeok="t" o:connecttype="rect"/>
             <o:lock v:ext="edit" aspectratio="t"/>
           </v:shapetype>
-          <v:shape id="_x0000_i1025" type="#_x0000_t75" style="width:75.85pt;height:49.3pt" o:ole="">
+          <v:shape id="_x0000_i1035" type="#_x0000_t75" style="width:222pt;height:40.7pt" o:ole="">
             <v:imagedata r:id="rId6" o:title=""/>
           </v:shape>
-          <o:OLEObject Type="Embed" ProgID="Package" ShapeID="_x0000_i1025" DrawAspect="Icon" ObjectID="_1835781130" r:id="rId7"/>
+          <o:OLEObject Type="Embed" ProgID="Package" ShapeID="_x0000_i1035" DrawAspect="Content" ObjectID="_1835782484" r:id="rId7"/>
         </w:object>
       </w:r>
     </w:p>
@@ -278,8 +296,87 @@
         <w:t>Reflection addressing the technical and business implications of ML model development</w:t>
       </w:r>
     </w:p>
-    <w:bookmarkStart w:id="0" w:name="_GoBack"/>
-    <w:bookmarkEnd w:id="0"/>
+    <w:p>
+      <w:pPr>
+        <w:spacing w:after="240" w:line="240" w:lineRule="auto"/>
+        <w:ind w:left="1080"/>
+        <w:textAlignment w:val="baseline"/>
+        <w:rPr>
+          <w:rFonts w:ascii="Arial" w:eastAsia="Times New Roman" w:hAnsi="Arial" w:cs="Arial"/>
+          <w:color w:val="000000"/>
+          <w:sz w:val="20"/>
+          <w:szCs w:val="20"/>
+        </w:rPr>
+      </w:pPr>
+      <w:r>
+        <w:rPr>
+          <w:rFonts w:ascii="Arial" w:eastAsia="Times New Roman" w:hAnsi="Arial" w:cs="Arial"/>
+          <w:color w:val="000000"/>
+          <w:sz w:val="20"/>
+          <w:szCs w:val="20"/>
+        </w:rPr>
+        <w:t xml:space="preserve">Attached as part of the submission, </w:t>
+      </w:r>
+    </w:p>
+    <w:p>
+      <w:pPr>
+        <w:spacing w:after="240" w:line="240" w:lineRule="auto"/>
+        <w:ind w:left="1080"/>
+        <w:textAlignment w:val="baseline"/>
+        <w:rPr>
+          <w:rFonts w:ascii="Arial" w:eastAsia="Times New Roman" w:hAnsi="Arial" w:cs="Arial"/>
+          <w:color w:val="000000"/>
+          <w:sz w:val="20"/>
+          <w:szCs w:val="20"/>
+        </w:rPr>
+      </w:pPr>
+      <w:r>
+        <w:rPr>
+          <w:rFonts w:ascii="Arial" w:eastAsia="Times New Roman" w:hAnsi="Arial" w:cs="Arial"/>
+          <w:color w:val="000000"/>
+          <w:sz w:val="20"/>
+          <w:szCs w:val="20"/>
+        </w:rPr>
+        <w:t xml:space="preserve">file named - </w:t>
+      </w:r>
+      <w:r>
+        <w:rPr>
+          <w:rFonts w:ascii="Arial" w:eastAsia="Times New Roman" w:hAnsi="Arial" w:cs="Arial"/>
+          <w:b/>
+          <w:color w:val="000000"/>
+          <w:sz w:val="20"/>
+          <w:szCs w:val="20"/>
+        </w:rPr>
+        <w:t>ReflectionQuestions.pdf</w:t>
+      </w:r>
+      <w:r>
+        <w:rPr>
+          <w:rFonts w:ascii="Arial" w:eastAsia="Times New Roman" w:hAnsi="Arial" w:cs="Arial"/>
+          <w:b/>
+          <w:color w:val="000000"/>
+          <w:sz w:val="20"/>
+          <w:szCs w:val="20"/>
+        </w:rPr>
+        <w:t xml:space="preserve"> </w:t>
+      </w:r>
+      <w:r>
+        <w:rPr>
+          <w:rFonts w:ascii="Arial" w:eastAsia="Times New Roman" w:hAnsi="Arial" w:cs="Arial"/>
+          <w:b/>
+          <w:color w:val="000000"/>
+          <w:sz w:val="20"/>
+          <w:szCs w:val="20"/>
+        </w:rPr>
+        <w:object w:dxaOrig="2377" w:dyaOrig="817">
+          <v:shape id="_x0000_i1036" type="#_x0000_t75" style="width:118.7pt;height:40.7pt" o:ole="">
+            <v:imagedata r:id="rId8" o:title=""/>
+          </v:shape>
+          <o:OLEObject Type="Embed" ProgID="Package" ShapeID="_x0000_i1036" DrawAspect="Content" ObjectID="_1835782485" r:id="rId9"/>
+        </w:object>
+      </w:r>
+      <w:bookmarkStart w:id="0" w:name="_GoBack"/>
+      <w:bookmarkEnd w:id="0"/>
+    </w:p>
     <w:p>
       <w:pPr>
         <w:spacing w:after="240" w:line="240" w:lineRule="auto"/>
@@ -292,20 +389,6 @@
           <w:szCs w:val="20"/>
         </w:rPr>
       </w:pPr>
-      <w:r>
-        <w:rPr>
-          <w:rFonts w:ascii="Arial" w:eastAsia="Times New Roman" w:hAnsi="Arial" w:cs="Arial"/>
-          <w:color w:val="000000"/>
-          <w:sz w:val="20"/>
-          <w:szCs w:val="20"/>
-        </w:rPr>
-        <w:object w:dxaOrig="1520" w:dyaOrig="988">
-          <v:shape id="_x0000_i1029" type="#_x0000_t75" style="width:75.85pt;height:49.3pt" o:ole="">
-            <v:imagedata r:id="rId8" o:title=""/>
-          </v:shape>
-          <o:OLEObject Type="Embed" ProgID="Package" ShapeID="_x0000_i1029" DrawAspect="Icon" ObjectID="_1835781131" r:id="rId9"/>
-        </w:object>
-      </w:r>
     </w:p>
     <w:sectPr>
       <w:pgSz w:w="12240" w:h="15840"/>
@@ -1016,7 +1099,6 @@
     <w:name w:val="Hyperlink"/>
     <w:basedOn w:val="DefaultParagraphFont"/>
     <w:uiPriority w:val="99"/>
-    <w:semiHidden/>
     <w:unhideWhenUsed/>
     <w:rsid w:val="00EC5358"/>
     <w:rPr>
@@ -1057,6 +1139,29 @@
       <w:sz w:val="56"/>
       <w:szCs w:val="56"/>
     </w:rPr>
+  </w:style>
+  <w:style w:type="character" w:styleId="UnresolvedMention">
+    <w:name w:val="Unresolved Mention"/>
+    <w:basedOn w:val="DefaultParagraphFont"/>
+    <w:uiPriority w:val="99"/>
+    <w:semiHidden/>
+    <w:unhideWhenUsed/>
+    <w:rsid w:val="002D20BC"/>
+    <w:rPr>
+      <w:color w:val="605E5C"/>
+      <w:shd w:val="clear" w:color="auto" w:fill="E1DFDD"/>
+    </w:rPr>
+  </w:style>
+  <w:style w:type="paragraph" w:styleId="ListParagraph">
+    <w:name w:val="List Paragraph"/>
+    <w:basedOn w:val="Normal"/>
+    <w:uiPriority w:val="34"/>
+    <w:qFormat/>
+    <w:rsid w:val="00447B94"/>
+    <w:pPr>
+      <w:ind w:left="720"/>
+      <w:contextualSpacing/>
+    </w:pPr>
   </w:style>
 </w:styles>
 </file>
